--- a/content/templates/common-paper-statement-of-work/template.docx
+++ b/content/templates/common-paper-statement-of-work/template.docx
@@ -3610,6 +3610,9 @@
                 <w:szCs w:val="18"/>
               </w:rPr>
             </w:pPr>
+            <w:r>
+              <w:t>{provider_signatory_name}</w:t>
+            </w:r>
           </w:p>
         </w:tc>
         <w:tc>
@@ -3660,6 +3663,9 @@
                 <w:szCs w:val="18"/>
               </w:rPr>
             </w:pPr>
+            <w:r>
+              <w:t>{customer_signatory_name}</w:t>
+            </w:r>
           </w:p>
         </w:tc>
       </w:tr>
@@ -3722,6 +3728,9 @@
                 <w:szCs w:val="18"/>
               </w:rPr>
             </w:pPr>
+            <w:r>
+              <w:t>{provider_signatory_title_display}</w:t>
+            </w:r>
           </w:p>
         </w:tc>
         <w:tc>
@@ -3772,6 +3781,9 @@
                 <w:szCs w:val="18"/>
               </w:rPr>
             </w:pPr>
+            <w:r>
+              <w:t>{customer_signatory_title_display}</w:t>
+            </w:r>
           </w:p>
         </w:tc>
       </w:tr>
@@ -3856,6 +3868,9 @@
                 <w:szCs w:val="18"/>
               </w:rPr>
             </w:pPr>
+            <w:r>
+              <w:t>{provider_signatory_email}</w:t>
+            </w:r>
           </w:p>
         </w:tc>
         <w:tc>
@@ -3906,6 +3921,9 @@
                 <w:szCs w:val="18"/>
               </w:rPr>
             </w:pPr>
+            <w:r>
+              <w:t>{customer_signatory_email}</w:t>
+            </w:r>
           </w:p>
         </w:tc>
       </w:tr>

--- a/content/templates/common-paper-statement-of-work/template.docx
+++ b/content/templates/common-paper-statement-of-work/template.docx
@@ -1081,7 +1081,7 @@
                 <w:szCs w:val="16"/>
                 <w:highlight w:val="yellow"/>
               </w:rPr>
-              <w:t>[ # ]</w:t>
+              <w:t>{rejection_period_value}</w:t>
             </w:r>
             <w:r>
               <w:rPr>
@@ -1165,7 +1165,7 @@
                 <w:szCs w:val="16"/>
                 <w:highlight w:val="yellow"/>
               </w:rPr>
-              <w:t>[ # ]</w:t>
+              <w:t>{resubmission_period_value}</w:t>
             </w:r>
             <w:r>
               <w:rPr>
@@ -2809,7 +2809,7 @@
                 <w:szCs w:val="16"/>
                 <w:highlight w:val="yellow"/>
               </w:rPr>
-              <w:t>[ # ]</w:t>
+              <w:t>{term_duration_value}</w:t>
             </w:r>
             <w:r>
               <w:rPr>
@@ -3204,7 +3204,7 @@
                 <w:szCs w:val="16"/>
                 <w:highlight w:val="yellow"/>
               </w:rPr>
-              <w:t>{fill_in_value}</w:t>
+              <w:t>{changes_to_standard_terms}</w:t>
             </w:r>
           </w:p>
         </w:tc>
